--- a/docs/계획서/version6.0/프로젝트계획서.docx
+++ b/docs/계획서/version6.0/프로젝트계획서.docx
@@ -7220,23 +7220,23 @@
                 <w:b w:val="0"/>
                 <w:sz w:val="17"/>
               </w:rPr>
-              <w:t>같은 기간 기준선</w:t>
-            </w:r>
-          </w:p>
-          <w:p>
-            <w:pPr>
-              <w:spacing w:after="20" w:before="0"/>
-              <w:jc w:val="left"/>
-              <w:autoSpaceDE w:val="0"/>
-              <w:autoSpaceDN w:val="0"/>
-            </w:pPr>
-            <w:r>
-              <w:rPr>
-                <w:rFonts w:ascii="맑은 고딕" w:hAnsi="맑은 고딕" w:eastAsia="맑은 고딕"/>
-                <w:b w:val="0"/>
-                <w:sz w:val="17"/>
-              </w:rPr>
-              <w:t>(평가구간 최빈 = 상승)</w:t>
+              <w:t>학습 최빈 기준선 (ADR 0006)</w:t>
+            </w:r>
+          </w:p>
+          <w:p>
+            <w:pPr>
+              <w:spacing w:after="20" w:before="0"/>
+              <w:jc w:val="left"/>
+              <w:autoSpaceDE w:val="0"/>
+              <w:autoSpaceDN w:val="0"/>
+            </w:pPr>
+            <w:r>
+              <w:rPr>
+                <w:rFonts w:ascii="맑은 고딕" w:hAnsi="맑은 고딕" w:eastAsia="맑은 고딕"/>
+                <w:b w:val="0"/>
+                <w:sz w:val="17"/>
+              </w:rPr>
+              <w:t>개발구간 최빈 = 중립을 평가 전체에</w:t>
             </w:r>
           </w:p>
         </w:tc>
@@ -7258,7 +7258,7 @@
                 <w:b w:val="0"/>
                 <w:sz w:val="17"/>
               </w:rPr>
-              <w:t>0.5460 (261 / 478)</w:t>
+              <w:t>0.1653 (79 / 478)</w:t>
             </w:r>
           </w:p>
         </w:tc>
@@ -7280,7 +7280,7 @@
                 <w:b w:val="0"/>
                 <w:sz w:val="17"/>
               </w:rPr>
-              <w:t>0.3655 (8,614 / 23,567)</w:t>
+              <w:t>0.2858 (6,736 / 23,567)</w:t>
             </w:r>
           </w:p>
         </w:tc>
@@ -7304,7 +7304,7 @@
                 <w:b w:val="0"/>
                 <w:sz w:val="17"/>
               </w:rPr>
-              <w:t>기준선 대비</w:t>
+              <w:t>학습 최빈 기준선 대비</w:t>
             </w:r>
           </w:p>
         </w:tc>
@@ -7326,7 +7326,7 @@
                 <w:b w:val="0"/>
                 <w:sz w:val="17"/>
               </w:rPr>
-              <w:t>−11.30%p</w:t>
+              <w:t>+26.78%p</w:t>
             </w:r>
           </w:p>
         </w:tc>
@@ -7348,7 +7348,123 @@
                 <w:b w:val="0"/>
                 <w:sz w:val="17"/>
               </w:rPr>
-              <w:t>+1.52%p</w:t>
+              <w:t>+9.49%p</w:t>
+            </w:r>
+          </w:p>
+        </w:tc>
+      </w:tr>
+      <w:tr>
+        <w:tc>
+          <w:tcPr>
+            <w:tcW w:type="dxa" w:w="2677"/>
+          </w:tcPr>
+          <w:p>
+            <w:pPr>
+              <w:spacing w:after="20" w:before="0"/>
+              <w:jc w:val="left"/>
+              <w:autoSpaceDE w:val="0"/>
+              <w:autoSpaceDN w:val="0"/>
+            </w:pPr>
+            <w:r/>
+            <w:r>
+              <w:rPr>
+                <w:rFonts w:ascii="맑은 고딕" w:hAnsi="맑은 고딕" w:eastAsia="맑은 고딕"/>
+                <w:b w:val="0"/>
+                <w:sz w:val="17"/>
+              </w:rPr>
+              <w:t>참고 · 평가구간 분포 (사후값)</w:t>
+            </w:r>
+          </w:p>
+          <w:p>
+            <w:pPr>
+              <w:spacing w:after="20" w:before="0"/>
+              <w:jc w:val="left"/>
+              <w:autoSpaceDE w:val="0"/>
+              <w:autoSpaceDN w:val="0"/>
+            </w:pPr>
+            <w:r>
+              <w:rPr>
+                <w:rFonts w:ascii="맑은 고딕" w:hAnsi="맑은 고딕" w:eastAsia="맑은 고딕"/>
+                <w:b w:val="0"/>
+                <w:sz w:val="17"/>
+              </w:rPr>
+              <w:t>가장 많은 클래스 = 상승</w:t>
+            </w:r>
+          </w:p>
+        </w:tc>
+        <w:tc>
+          <w:tcPr>
+            <w:tcW w:type="dxa" w:w="2913"/>
+          </w:tcPr>
+          <w:p>
+            <w:pPr>
+              <w:spacing w:after="20" w:before="0"/>
+              <w:jc w:val="left"/>
+              <w:autoSpaceDE w:val="0"/>
+              <w:autoSpaceDN w:val="0"/>
+            </w:pPr>
+            <w:r/>
+            <w:r>
+              <w:rPr>
+                <w:rFonts w:ascii="맑은 고딕" w:hAnsi="맑은 고딕" w:eastAsia="맑은 고딕"/>
+                <w:b w:val="0"/>
+                <w:sz w:val="17"/>
+              </w:rPr>
+              <w:t>상승 0.5460 (261 / 478)</w:t>
+            </w:r>
+          </w:p>
+          <w:p>
+            <w:pPr>
+              <w:spacing w:after="20" w:before="0"/>
+              <w:jc w:val="left"/>
+              <w:autoSpaceDE w:val="0"/>
+              <w:autoSpaceDN w:val="0"/>
+            </w:pPr>
+            <w:r>
+              <w:rPr>
+                <w:rFonts w:ascii="맑은 고딕" w:hAnsi="맑은 고딕" w:eastAsia="맑은 고딕"/>
+                <w:b w:val="0"/>
+                <w:sz w:val="17"/>
+              </w:rPr>
+              <w:t>모델과 차 −11.30%p</w:t>
+            </w:r>
+          </w:p>
+        </w:tc>
+        <w:tc>
+          <w:tcPr>
+            <w:tcW w:type="dxa" w:w="2914"/>
+          </w:tcPr>
+          <w:p>
+            <w:pPr>
+              <w:spacing w:after="20" w:before="0"/>
+              <w:jc w:val="left"/>
+              <w:autoSpaceDE w:val="0"/>
+              <w:autoSpaceDN w:val="0"/>
+            </w:pPr>
+            <w:r/>
+            <w:r>
+              <w:rPr>
+                <w:rFonts w:ascii="맑은 고딕" w:hAnsi="맑은 고딕" w:eastAsia="맑은 고딕"/>
+                <w:b w:val="0"/>
+                <w:sz w:val="17"/>
+              </w:rPr>
+              <w:t>상승 0.3655 (8,614 / 23,567)</w:t>
+            </w:r>
+          </w:p>
+          <w:p>
+            <w:pPr>
+              <w:spacing w:after="20" w:before="0"/>
+              <w:jc w:val="left"/>
+              <w:autoSpaceDE w:val="0"/>
+              <w:autoSpaceDN w:val="0"/>
+            </w:pPr>
+            <w:r>
+              <w:rPr>
+                <w:rFonts w:ascii="맑은 고딕" w:hAnsi="맑은 고딕" w:eastAsia="맑은 고딕"/>
+                <w:b w:val="0"/>
+                <w:sz w:val="17"/>
+              </w:rPr>
+              <w:t>모델과 차 +1.52%p</w:t>
             </w:r>
           </w:p>
         </w:tc>
@@ -7786,7 +7902,7 @@
           <w:b w:val="0"/>
           <w:sz w:val="18"/>
         </w:rPr>
-        <w:t>· 개별종목은 같은 기간 기준선을 +1.52%p 넘었다. KOSPI200 은 평가구간의 54.6% 가 상승이었고, 모델은 그 기준선을 넘지 못했다(MCC −0.01). 결과를 본 뒤 모델·피처·임계값을 다시 고르지 않았다.</w:t>
+        <w:t>· 주 기준선은 ADR 0006 정의다 — 학습에 쓴 개발구간의 최빈 클래스(두 트랙 모두 중립)를 평가 전체에 예측한 정확도. 두 트랙 모두 이 기준선을 넘었다(KOSPI200 +26.78%p · 개별종목 +9.49%p). 결과를 본 뒤 모델·피처·임계값을 다시 고르지 않았다.</w:t>
       </w:r>
     </w:p>
     <w:p>
@@ -7796,7 +7912,17 @@
           <w:b w:val="0"/>
           <w:sz w:val="18"/>
         </w:rPr>
-        <w:t>· 기준선은 같은 기간 안에서 잰다. 개발구간 기준선(KOSPI200 0.3972 · 개별종목 0.3969)과 홀드아웃 정확도를 나란히 놓으면 기간이 섞여 결론이 뒤집힌다.</w:t>
+        <w:t>· 다만 그 차이는 부풀어 보인다. 중립 비율이 개발구간 38.6%(KOSPI200) · 38.0%(개별종목)에서 평가구간 16.5% · 28.6% 로 줄었기 때문이다. 그래서 우연 수준을 0 으로 두는 MCC 를 함께 본다 — 개별종목 0.06, KOSPI200 −0.01 로 KOSPI200 은 0 에 가깝다.</w:t>
+      </w:r>
+    </w:p>
+    <w:p>
+      <w:r>
+        <w:rPr>
+          <w:rFonts w:ascii="맑은 고딕" w:hAnsi="맑은 고딕" w:eastAsia="맑은 고딕"/>
+          <w:b w:val="0"/>
+          <w:sz w:val="18"/>
+        </w:rPr>
+        <w:t>· 참고로 평가구간에서 가장 많은 클래스(두 트랙 모두 상승)의 비율은 0.5460 · 0.3655 다. 정답을 보고 고른 사후값이라 우위 판정에 쓰지 않는다(ADR 0006 · 0007). 이 값과 비교하면 KOSPI200 −11.30%p, 개별종목 +1.52%p 다.</w:t>
       </w:r>
     </w:p>
     <w:p>
@@ -8767,7 +8893,7 @@
                 <w:b w:val="0"/>
                 <w:sz w:val="15"/>
               </w:rPr>
-              <w:t>홀드아웃 결과에 MCC · 클래스별 PR-AUC · Balanced accuracy · 혼동행렬을 모두 기록하고 같은 기간 기준선 대비로 보고한다</w:t>
+              <w:t>홀드아웃 결과에 MCC · 클래스별 PR-AUC · Balanced accuracy · 혼동행렬을 모두 기록하고 학습 최빈 기준선 대비로 보고한다</w:t>
             </w:r>
           </w:p>
         </w:tc>
@@ -9086,7 +9212,7 @@
                 <w:b w:val="0"/>
                 <w:sz w:val="17"/>
               </w:rPr>
-              <w:t>KOSPI200 트랙이 같은 기간 기준선을 넘지 못했다</w:t>
+              <w:t>KOSPI200 트랙의 MCC 가 0 에 가깝다</w:t>
             </w:r>
           </w:p>
         </w:tc>
@@ -9108,7 +9234,7 @@
                 <w:b w:val="0"/>
                 <w:sz w:val="17"/>
               </w:rPr>
-              <w:t>상승이 54.6% 인 2년에서 정확도 0.4331 · MCC −0.01</w:t>
+              <w:t>MCC −0.01 · 평가구간 54.6% 가 상승이라 “늘 상승” 이 사후적으로 더 맞혔다</w:t>
             </w:r>
           </w:p>
         </w:tc>
